--- a/docs/companies/The Peace Front_サラヤ_ご協賛のお願い.docx
+++ b/docs/companies/The Peace Front_サラヤ_ご協賛のお願い.docx
@@ -95,7 +95,7 @@
           <w:b w:val="0"/>
           <w:sz w:val="21"/>
         </w:rPr>
-        <w:t>NPO法人The Peace Frontは、「次世代リーダーと、コレクティブインパクトを。」をミッションに活動しています。このたび、社会課題解決に取り組む学生団体約10団体・学生約60〜100名が半年間の活動成果を発表する報告会を開催するにあたり、貴社にご協賛をお願いしたく、ご案内申し上げます。ご協賛には「表彰」「座談会」「告知」の3つのスポンサー枠をご用意しており、いずれも当日までのご負担の少ない形で学生と関わっていただける内容です。</w:t>
+        <w:t>NPO法人The Peace Frontは、「次世代リーダーと、コレクティブインパクトを。」をミッションに活動しています。このたび、社会課題解決に取り組む学生団体約10団体・学生60名程度が半年間の活動成果を発表する報告会を開催するにあたり、貴社にご協賛をお願いしたく、ご案内申し上げます。ご協賛には「表彰」「座談会」「告知」の3つのスポンサー枠をご用意しており、いずれも当日までのご負担の少ない形で学生と関わっていただける内容です。</w:t>
       </w:r>
     </w:p>
     <w:p>
@@ -163,7 +163,7 @@
           <w:b w:val="0"/>
           <w:sz w:val="21"/>
         </w:rPr>
-        <w:t>参加者：社会課題解決に取り組む学生団体 10団体前後（学生約60〜100名）※団体一覧は末尾に記載　／　協力企業 数社</w:t>
+        <w:t>参加者：社会課題解決に取り組む学生団体 10団体前後（学生60名程度）※団体一覧は末尾に記載　／　協力企業 数社</w:t>
       </w:r>
     </w:p>
     <w:p>
@@ -448,7 +448,20 @@
                 <w:b w:val="0"/>
                 <w:sz w:val="19"/>
               </w:rPr>
-              <w:t>・社会課題に半年間本気で取り組んだ、もしくはこれから取り組む準備をしている行動力ある学生約60〜100名（東京大学・慶應義塾大学・早稲田大学・上智大学ほか）との1日での直接接点</w:t>
+              <w:t>・社会課題に半年間本気で取り組んだ、もしくはこれから取り組む準備をしている行動力ある学生60名程度（東京大学・慶應義塾大学・早稲田大学・上智大学ほか）への認知</w:t>
+            </w:r>
+          </w:p>
+          <w:p>
+            <w:pPr>
+              <w:spacing w:after="20" w:line="252" w:lineRule="auto"/>
+            </w:pPr>
+            <w:r>
+              <w:rPr>
+                <w:rFonts w:ascii="Yu Gothic" w:hAnsi="Yu Gothic" w:eastAsia="Yu Gothic"/>
+                <w:b w:val="0"/>
+                <w:sz w:val="19"/>
+              </w:rPr>
+              <w:t>・座談会（1テーブル学生5名程度×3枠）や懇親会での対話を通じた、15〜20名程度の学生との直接のコミュニケーション</w:t>
             </w:r>
           </w:p>
           <w:p>
@@ -647,7 +660,7 @@
           <w:b w:val="0"/>
           <w:sz w:val="21"/>
         </w:rPr>
-        <w:t>形式：テーマ別のテーブル制。学生が聞きたいテーブルを自分で選んで着席し、少人数で対話</w:t>
+        <w:t>形式：テーマ別のテーブル制。学生が聞きたいテーブルを自分で選んで着席し、少人数で対話（1テーブルあたり学生5名程度を想定）</w:t>
       </w:r>
     </w:p>
     <w:p>
@@ -673,7 +686,7 @@
           <w:b w:val="0"/>
           <w:sz w:val="21"/>
         </w:rPr>
-        <w:t>参加学生：社会課題解決に取り組む学生団体 10団体前後・約60〜100名</w:t>
+        <w:t>参加学生：社会課題解決に取り組む学生団体 10団体前後・60名程度</w:t>
       </w:r>
     </w:p>
     <w:p>
@@ -2102,7 +2115,7 @@
                 <w:b w:val="0"/>
                 <w:sz w:val="19"/>
               </w:rPr>
-              <w:t>35万円</w:t>
+              <w:t>50万円</w:t>
             </w:r>
           </w:p>
         </w:tc>
@@ -2178,7 +2191,7 @@
                 <w:b w:val="0"/>
                 <w:sz w:val="19"/>
               </w:rPr>
-              <w:t>15万円</w:t>
+              <w:t>30万円</w:t>
             </w:r>
           </w:p>
         </w:tc>
@@ -2254,7 +2267,7 @@
                 <w:b w:val="0"/>
                 <w:sz w:val="19"/>
               </w:rPr>
-              <w:t>7万円</w:t>
+              <w:t>12万円</w:t>
             </w:r>
           </w:p>
         </w:tc>
@@ -2333,7 +2346,7 @@
           <w:b/>
           <w:sz w:val="21"/>
         </w:rPr>
-        <w:t>■ 表彰スポンサー（35万円・上限3社）― 学生の挑戦を「表彰する」役割</w:t>
+        <w:t>■ 表彰スポンサー（50万円・上限3社）― 学生の挑戦を「表彰する」役割</w:t>
       </w:r>
     </w:p>
     <w:p>
@@ -2346,7 +2359,7 @@
           <w:b w:val="0"/>
           <w:sz w:val="21"/>
         </w:rPr>
-        <w:t>「◯◯企業賞」のような企業名を冠した賞での表彰（表彰式 17:40～17:55）※ご協賛金35万円のうち20万円は、貴社の企業賞の賞金（活動支援金）として表彰団体へ寄付されます</w:t>
+        <w:t>「◯◯企業賞」のような企業名を冠した賞での表彰（表彰式 17:40～17:55）※ご協賛金50万円のうち20万円は、貴社の企業賞の賞金（活動支援金）として表彰団体へ寄付されます</w:t>
       </w:r>
     </w:p>
     <w:p>
@@ -2398,7 +2411,7 @@
           <w:b/>
           <w:sz w:val="21"/>
         </w:rPr>
-        <w:t>■ 座談会スポンサー（15万円・上限10社）― 学生と「対話する」役割</w:t>
+        <w:t>■ 座談会スポンサー（30万円・上限10社）― 学生と「対話する」役割</w:t>
       </w:r>
     </w:p>
     <w:p>
@@ -2450,7 +2463,7 @@
           <w:b/>
           <w:sz w:val="21"/>
         </w:rPr>
-        <w:t>→ 得られるもの：学生一人ひとりとの深い対話と、採用・インターンの母集団形成</w:t>
+        <w:t>→ 得られるもの：15〜20名程度の学生との深い対話と、60名程度への認知・母集団形成</w:t>
       </w:r>
     </w:p>
     <w:p>
@@ -2463,7 +2476,7 @@
           <w:b/>
           <w:sz w:val="21"/>
         </w:rPr>
-        <w:t>■ 告知スポンサー（7万円・上限5社）― 学生に「知らせる」役割</w:t>
+        <w:t>■ 告知スポンサー（12万円・上限5社）― 学生に「知らせる」役割</w:t>
       </w:r>
     </w:p>
     <w:p>
@@ -2502,7 +2515,7 @@
           <w:b/>
           <w:sz w:val="21"/>
         </w:rPr>
-        <w:t>→ 得られるもの：最小限のご負担での、学生約60〜100名への告知リーチ</w:t>
+        <w:t>→ 得られるもの：最小限のご負担での、学生60名程度への告知リーチ</w:t>
       </w:r>
     </w:p>
     <w:p>
@@ -2528,7 +2541,7 @@
           <w:b/>
           <w:sz w:val="21"/>
         </w:rPr>
-        <w:t>いずれのスポンサー枠でも、約60〜100名の意欲ある学生との貴重な接点をお持ちいただけます。</w:t>
+        <w:t>いずれのスポンサー枠でも、60名程度の意欲ある学生との貴重な接点をお持ちいただけます。</w:t>
       </w:r>
     </w:p>
     <w:p>

--- a/docs/companies/The Peace Front_サラヤ_ご協賛のお願い.docx
+++ b/docs/companies/The Peace Front_サラヤ_ご協賛のお願い.docx
@@ -2113,9 +2113,19 @@
               <w:rPr>
                 <w:rFonts w:ascii="Yu Gothic" w:hAnsi="Yu Gothic" w:eastAsia="Yu Gothic"/>
                 <w:b w:val="0"/>
+                <w:strike/>
                 <w:sz w:val="19"/>
               </w:rPr>
               <w:t>50万円</w:t>
+            </w:r>
+            <w:r>
+              <w:rPr>
+                <w:rFonts w:ascii="Yu Gothic" w:hAnsi="Yu Gothic" w:eastAsia="Yu Gothic"/>
+                <w:b/>
+                <w:sz w:val="19"/>
+              </w:rPr>
+              <w:br/>
+              <w:t>35万円</w:t>
             </w:r>
           </w:p>
         </w:tc>
@@ -2189,9 +2199,19 @@
               <w:rPr>
                 <w:rFonts w:ascii="Yu Gothic" w:hAnsi="Yu Gothic" w:eastAsia="Yu Gothic"/>
                 <w:b w:val="0"/>
+                <w:strike/>
                 <w:sz w:val="19"/>
               </w:rPr>
               <w:t>30万円</w:t>
+            </w:r>
+            <w:r>
+              <w:rPr>
+                <w:rFonts w:ascii="Yu Gothic" w:hAnsi="Yu Gothic" w:eastAsia="Yu Gothic"/>
+                <w:b/>
+                <w:sz w:val="19"/>
+              </w:rPr>
+              <w:br/>
+              <w:t>15万円</w:t>
             </w:r>
           </w:p>
         </w:tc>
@@ -2265,9 +2285,19 @@
               <w:rPr>
                 <w:rFonts w:ascii="Yu Gothic" w:hAnsi="Yu Gothic" w:eastAsia="Yu Gothic"/>
                 <w:b w:val="0"/>
+                <w:strike/>
                 <w:sz w:val="19"/>
               </w:rPr>
               <w:t>12万円</w:t>
+            </w:r>
+            <w:r>
+              <w:rPr>
+                <w:rFonts w:ascii="Yu Gothic" w:hAnsi="Yu Gothic" w:eastAsia="Yu Gothic"/>
+                <w:b/>
+                <w:sz w:val="19"/>
+              </w:rPr>
+              <w:br/>
+              <w:t>7万円</w:t>
             </w:r>
           </w:p>
         </w:tc>
@@ -2312,6 +2342,19 @@
     </w:tbl>
     <w:p>
       <w:pPr>
+        <w:spacing w:after="40"/>
+      </w:pPr>
+      <w:r>
+        <w:rPr>
+          <w:rFonts w:ascii="Yu Gothic" w:hAnsi="Yu Gothic" w:eastAsia="Yu Gothic"/>
+          <w:b w:val="0"/>
+          <w:sz w:val="19"/>
+        </w:rPr>
+        <w:t>※通常のご協賛金額は、表彰スポンサー50万円・座談会スポンサー30万円・告知スポンサー12万円となっております。今回ぜひサラヤ様にご一緒いただきたく、特別な協賛金額にてご提案しております。</w:t>
+      </w:r>
+    </w:p>
+    <w:p>
+      <w:pPr>
         <w:spacing w:after="120"/>
       </w:pPr>
       <w:r>
@@ -2346,7 +2389,7 @@
           <w:b/>
           <w:sz w:val="21"/>
         </w:rPr>
-        <w:t>■ 表彰スポンサー（50万円・上限3社）― 学生の挑戦を「表彰する」役割</w:t>
+        <w:t>■ 表彰スポンサー（特別価格35万円・上限3社）― 学生の挑戦を「表彰する」役割</w:t>
       </w:r>
     </w:p>
     <w:p>
@@ -2359,7 +2402,7 @@
           <w:b w:val="0"/>
           <w:sz w:val="21"/>
         </w:rPr>
-        <w:t>「◯◯企業賞」のような企業名を冠した賞での表彰（表彰式 17:40～17:55）※ご協賛金50万円のうち20万円は、貴社の企業賞の賞金（活動支援金）として表彰団体へ寄付されます</w:t>
+        <w:t>「◯◯企業賞」のような企業名を冠した賞での表彰（表彰式 17:40～17:55）※ご協賛金35万円のうち20万円は、貴社の企業賞の賞金（活動支援金）として表彰団体へ寄付されます</w:t>
       </w:r>
     </w:p>
     <w:p>
@@ -2411,7 +2454,7 @@
           <w:b/>
           <w:sz w:val="21"/>
         </w:rPr>
-        <w:t>■ 座談会スポンサー（30万円・上限10社）― 学生と「対話する」役割</w:t>
+        <w:t>■ 座談会スポンサー（特別価格15万円・上限10社）― 学生と「対話する」役割</w:t>
       </w:r>
     </w:p>
     <w:p>
@@ -2476,7 +2519,7 @@
           <w:b/>
           <w:sz w:val="21"/>
         </w:rPr>
-        <w:t>■ 告知スポンサー（12万円・上限5社）― 学生に「知らせる」役割</w:t>
+        <w:t>■ 告知スポンサー（特別価格7万円・上限5社）― 学生に「知らせる」役割</w:t>
       </w:r>
     </w:p>
     <w:p>
